--- a/docs/thesis/QuakeStudio_Chapters1-3.docx
+++ b/docs/thesis/QuakeStudio_Chapters1-3.docx
@@ -1092,7 +1092,16 @@
         <w:t>Interface.</w:t>
       </w:r>
       <w:r>
-        <w:t xml:space="preserve"> Desktop (≥1024 px) presents controls, 3D viewport with playback bar, and results; narrower widths present one notice advising a larger screen, with an opt-in "Continue anyway" for anyone who needs it that shows the same workspace with sideways scrolling (the choice is never remembered). Controls include a seven-template picker (six starting points plus custom behavior, default 5-story concrete), a floors-and-loads tab where each floor's use and loads are set, glossary popovers for jargon, and motion exaggeration (default ×20, 1–60) that magnifies the 3D view only with an explicit statement that numbers are unaffected. Site and ground controls are present but disabled and labeled as future scope.</w:t>
+        <w:t xml:space="preserve"> Desktop (≥1024 px) presents controls, 3D viewport with playback bar, and results; narrower widths present one notice advising a larger screen, with an opt-in "Continue anyway" for anyone who needs it that shows the same workspace with sideways scrolling (the choice is never remembered). Controls include a seven-template picker (six starting points plus custom behavior, default 5-story concrete), a floors-and-loads tab where each floor's use and dead/live loads are set per floor with one editable live-load participation, a per-building </w:t>
+      </w:r>
+      <w:r>
+        <w:rPr>
+          <w:b/>
+        </w:rPr>
+        <w:t>count-floor-loads switch</w:t>
+      </w:r>
+      <w:r>
+        <w:t xml:space="preserve"> — off, the occupancy loads are not counted and every floor weighs its material's bare structure (placeholder masses pending adviser review), with the load rows kept and restored on switching back on and every derived display labeling the basis it reports — and amber use–material review flags (parking or storage on wood) that inform without blocking any edit or simulation, glossary popovers for jargon, and motion exaggeration (default ×20, 1–60) that magnifies the 3D view only with an explicit statement that numbers are unaffected. Site and ground controls are present but disabled and labeled as future scope.</w:t>
       </w:r>
     </w:p>
     <w:p>
@@ -1248,7 +1257,7 @@
         <w:t>simulate()</w:t>
       </w:r>
       <w:r>
-        <w:t xml:space="preserve"> over the 16-case matrix in </w:t>
+        <w:t xml:space="preserve"> over the 26-case matrix in </w:t>
       </w:r>
       <w:r>
         <w:rPr>
@@ -1258,7 +1267,7 @@
         <w:t>cases.json</w:t>
       </w:r>
       <w:r>
-        <w:t xml:space="preserve"> (covering 1 floor, 2 floors, 20 floors, damping override, all three motion presets, and a near-resonance case), and compare periods, peaks, drifts, maxima, roof histories (normalized root-mean-square error), and ground acceleration at tolerance 1e-6, regenerating </w:t>
+        <w:t xml:space="preserve"> (covering 1, 2, 3, 5, 6, 7, 8, 9, 10, 12, 15 and 20 floors, damping override, all three motion presets, a near-resonance case, per-floor load distributions including uniform uses and ψ at 0 and 1, and two loads-off cases whose flagged load rows must be ignored in favor of the bare-structure masses), and compare periods, peaks, drifts, maxima, roof histories (normalized root-mean-square error), and ground acceleration at tolerance 1e-6, regenerating </w:t>
       </w:r>
       <w:r>
         <w:rPr>
@@ -1268,7 +1277,7 @@
         <w:t>docs/validation-report.md</w:t>
       </w:r>
       <w:r>
-        <w:t xml:space="preserve"> from measured numbers with non-zero exit on disagreement. Current result: PASS with worst disagreement 6.3e-11%. The 1e-6 gate is intentional: two implementations of the same arithmetic should agree to about 1e-12, and a 5% band would admit sign errors; 5% remains the appropriate order for future comparison against a real structure where modeling error is expected.</w:t>
+        <w:t xml:space="preserve"> from measured numbers with non-zero exit on disagreement. Current result: PASS with worst disagreement 6.4e-11%. The 1e-6 gate is intentional: two implementations of the same arithmetic should agree to about 1e-12, and a 5% band would admit sign errors; 5% remains the appropriate order for future comparison against a real structure where modeling error is expected.</w:t>
       </w:r>
     </w:p>
     <w:p>
@@ -1318,7 +1327,7 @@
         <w:t>Parameter testing.</w:t>
       </w:r>
       <w:r>
-        <w:t xml:space="preserve"> Testing begins from a baseline of a five-story concrete moment-frame building (14 × 10 m plan, 3.0 m story height, 0.30 g harmonic motion, 20 s). Parameters are varied one at a time under the same ground-motion input. Varied parameters include number of floors (3, 5, 10, and 15), building material (concrete, steel, composite, wood), frame type (moment, braced), PGA levels spanning 0.05–0.60 g, presets (harmonic, random, impulse), and duration. For each run the system records peak floor displacement relative to the ground, displacement over time, maximum interstory drift, worst story, natural periods, and ground acceleration. Expected trends, checked against engineering behavior within the simplification, are larger upper-floor displacement for taller buildings and reduced sway for braced relative to moment frames of otherwise identical configuration. Soil, foundation, and fault-distance variations and any 0–10 rating are not tested as computed outputs because they are not implemented.</w:t>
+        <w:t xml:space="preserve"> Testing begins from a baseline of a five-story concrete moment-frame building (14 × 10 m plan, 3.0 m story height, 0.30 g harmonic motion, 20 s). Parameters are varied one at a time under the same ground-motion input. Varied parameters include number of floors (3, 5, 10, and 15), building material (concrete, steel, composite, wood), frame type (moment, braced), PGA levels spanning 0.05–0.60 g, presets (harmonic, random, impulse), and duration. For each run the system records peak floor displacement relative to the ground, displacement over time, maximum interstory drift, worst story, natural periods, and ground acceleration. Expected trends, checked against engineering behavior within the simplification, are larger upper-floor displacement for taller buildings and reduced sway for braced relative to moment frames of otherwise identical configuration. A held-out pair from this sweep varies only the load switch: the same geometry, material, and motion simulated once with its floor loads counted and once with them off, so the bare-basis mass (a placeholder per material) is what stands behind the difference. Soil, foundation, and fault-distance variations and any 0–10 rating are not tested as computed outputs because they are not implemented.</w:t>
       </w:r>
     </w:p>
     <w:p>
@@ -1332,7 +1341,7 @@
         <w:t>Software testing.</w:t>
       </w:r>
       <w:r>
-        <w:t xml:space="preserve"> Unit and component tests (494 tests via Vitest, TypeScript↔Python agreement at a 1e-6 tolerance across 24 validation cases), end-to-end tests (119 Playwright specs including tab order, focus return, and live-region announcement, plus 5 install/offline specs against a production build), a six-width responsive sweep in light and dark themes with zero-failure requirement, and an on-device Android audit (12 of 14 walked, both failures since fixed) are executed. Coverage includes functionality across templates, per-floor loads, controls, comparison add/remove up to four sides, save/load/export/import including invalid-file handling and old-run migration, playback transport, theme, tour gating, and PWA install affordance behavior (hidden when installed or uninstallable, with iOS install intentionally not promised).</w:t>
+        <w:t xml:space="preserve"> Unit and component tests (507 tests via Vitest, TypeScript↔Python agreement at a 1e-6 tolerance across 26 validation cases), end-to-end tests (125 Playwright specs including tab order, focus return, and live-region announcement, plus 5 install/offline specs against a production build), a six-width responsive sweep in light and dark themes with zero-failure requirement, and an on-device Android audit (12 of 14 walked, both failures since fixed) are executed. Coverage includes functionality across templates, per-floor loads, the loads on/off switch with bare-structure weights, loaded-versus-bare comparison, save/load/export/import including invalid-file handling and old-run migration, compatibility review flags, controls, comparison add/remove up to four sides, playback transport, theme, tour gating, and PWA install affordance behavior (hidden when installed or uninstallable, with iOS install intentionally not promised).</w:t>
       </w:r>
     </w:p>
     <w:p>
